--- a/manuscript/paper_current.docx
+++ b/manuscript/paper_current.docx
@@ -101,6 +101,37 @@
         </w:rPr>
         <w:t>2</w:t>
       </w:r>
+      <w:r>
+        <w:rPr>
+          <w:rFonts w:ascii="Charis SIL" w:hAnsi="Charis SIL" w:cs="Charis SIL" w:eastAsia="Charis SIL"/>
+          <w:b w:val="0"/>
+          <w:i w:val="0"/>
+          <w:color w:val="000000"/>
+          <w:sz w:val="20"/>
+        </w:rPr>
+        <w:t xml:space="preserve">, </w:t>
+      </w:r>
+      <w:r>
+        <w:rPr>
+          <w:rFonts w:ascii="Charis SIL" w:hAnsi="Charis SIL" w:cs="Charis SIL" w:eastAsia="Charis SIL"/>
+          <w:b/>
+          <w:i w:val="0"/>
+          <w:color w:val="000000"/>
+          <w:sz w:val="20"/>
+        </w:rPr>
+        <w:t>David Chang</w:t>
+      </w:r>
+      <w:r>
+        <w:rPr>
+          <w:rFonts w:ascii="Charis SIL" w:hAnsi="Charis SIL" w:cs="Charis SIL" w:eastAsia="Charis SIL"/>
+          <w:b w:val="0"/>
+          <w:i w:val="0"/>
+          <w:color w:val="000000"/>
+          <w:sz w:val="20"/>
+          <w:vertAlign w:val="superscript"/>
+        </w:rPr>
+        <w:t>3</w:t>
+      </w:r>
     </w:p>
     <w:p>
       <w:pPr>
@@ -168,8 +199,19 @@
           <w:i w:val="0"/>
           <w:color w:val="000000"/>
           <w:sz w:val="20"/>
-        </w:rPr>
-        <w:t>\* Corresponding author. Email: ktn965@my.utexas.edu</w:t>
+          <w:vertAlign w:val="superscript"/>
+        </w:rPr>
+        <w:t>3</w:t>
+      </w:r>
+      <w:r>
+        <w:rPr>
+          <w:rFonts w:ascii="Charis SIL" w:hAnsi="Charis SIL" w:cs="Charis SIL" w:eastAsia="Charis SIL"/>
+          <w:b w:val="0"/>
+          <w:i w:val="0"/>
+          <w:color w:val="000000"/>
+          <w:sz w:val="20"/>
+        </w:rPr>
+        <w:t xml:space="preserve"> AFFILIATION-TO-CONFIRM</w:t>
       </w:r>
     </w:p>
     <w:p>
@@ -180,26 +222,42 @@
       <w:r>
         <w:rPr>
           <w:rFonts w:ascii="Charis SIL" w:hAnsi="Charis SIL" w:cs="Charis SIL" w:eastAsia="Charis SIL"/>
-          <w:b/>
+          <w:b w:val="0"/>
           <w:i w:val="0"/>
           <w:color w:val="000000"/>
           <w:sz w:val="20"/>
         </w:rPr>
-        <w:t>Author note:</w:t>
-      </w:r>
-      <w:r>
-        <w:rPr>
-          <w:rFonts w:ascii="Charis SIL" w:hAnsi="Charis SIL" w:cs="Charis SIL" w:eastAsia="Charis SIL"/>
-          <w:b w:val="0"/>
-          <w:i w:val="0"/>
-          <w:color w:val="000000"/>
-          <w:sz w:val="20"/>
-        </w:rPr>
-        <w:t xml:space="preserve"> The affiliations identify where the authors study. This work was carried out independently of the university, without institutional funding, supervision, or resources, and implies no endorsement by The University of Texas at Austin.</w:t>
+        <w:t>\* Corresponding author. Email: ktn965@my.utexas.edu</w:t>
       </w:r>
     </w:p>
     <w:p>
       <w:pPr>
+        <w:spacing w:before="0" w:after="200" w:line="284" w:lineRule="exact"/>
+        <w:jc w:val="left"/>
+      </w:pPr>
+      <w:r>
+        <w:rPr>
+          <w:rFonts w:ascii="Charis SIL" w:hAnsi="Charis SIL" w:cs="Charis SIL" w:eastAsia="Charis SIL"/>
+          <w:b/>
+          <w:i w:val="0"/>
+          <w:color w:val="000000"/>
+          <w:sz w:val="20"/>
+        </w:rPr>
+        <w:t>Author note:</w:t>
+      </w:r>
+      <w:r>
+        <w:rPr>
+          <w:rFonts w:ascii="Charis SIL" w:hAnsi="Charis SIL" w:cs="Charis SIL" w:eastAsia="Charis SIL"/>
+          <w:b w:val="0"/>
+          <w:i w:val="0"/>
+          <w:color w:val="000000"/>
+          <w:sz w:val="20"/>
+        </w:rPr>
+        <w:t xml:space="preserve"> The affiliations identify where the authors study. This work was carried out independently of the university, without institutional funding, supervision, or resources, and implies no endorsement by The University of Texas at Austin.</w:t>
+      </w:r>
+    </w:p>
+    <w:p>
+      <w:pPr>
         <w:spacing w:before="240" w:after="120" w:line="284" w:lineRule="exact"/>
         <w:jc w:val="left"/>
       </w:pPr>
@@ -227,7 +285,7 @@
           <w:color w:val="000000"/>
           <w:sz w:val="20"/>
         </w:rPr>
-        <w:t>Work that ranks which protein modification sites are worth following up often leans on how close a site sits to a residue already annotated as part of an active or binding site. This paper asks what that measurement contains, and how well it separates sites whose mutation changed a phenotype from those whose mutation did not.</w:t>
+        <w:t>Work ranking which protein modification sites are worth following up often leans on how close a site sits to a residue already annotated as part of an active or binding site. This paper asks what that measurement contains, and how well it separates sites whose mutation changed a phenotype from those whose mutation did not.</w:t>
       </w:r>
     </w:p>
     <w:p>
@@ -243,7 +301,7 @@
           <w:color w:val="000000"/>
           <w:sz w:val="20"/>
         </w:rPr>
-        <w:t>The predictor is the shortest distance between any non-hydrogen atom of the modified residue and any non-hydrogen atom of the nearest annotated residue, in an AlphaFold DB version 6 monomer model. It was measured on 163 alanine substitutions in 48 yeast proteins, and on 1,470 base-edited sites in 787 human proteins. The cohorts share the distance definition and the estimator, not a builder.</w:t>
+        <w:t>The predictor is the shortest distance between any non-hydrogen atom of the modified residue and any of the nearest annotated residue, in an AlphaFold DB version 6 monomer model, measured on 163 alanine substitutions in 48 yeast proteins and 1,470 base-edited sites in 787 human proteins.</w:t>
       </w:r>
     </w:p>
     <w:p>
@@ -259,7 +317,7 @@
           <w:color w:val="000000"/>
           <w:sz w:val="20"/>
         </w:rPr>
-        <w:t>In yeast, distance ranked sites at an area under the receiver-operating-characteristic curve of 0.527 (95% confidence interval 0.417–0.632, resampling whole proteins), where 0.5 is uninformative; a second cohort version keeping the three self-annotated sites gives 0.544 (0.436–0.649) on 166 sites. The human experiment reports two screens with different readouts, analysed separately: 0.558 (0.473–0.639) on a fitness screen and 0.483 (0.418–0.550) on an NFAT reporter screen. Six further endpoint definitions, three using no p-value, all give intervals containing 0.5.</w:t>
+        <w:t>In yeast it ranked sites at an area under the receiver-operating-characteristic curve of 0.527 (95% confidence interval 0.417–0.632, resampling whole proteins), where 0.5 is uninformative. The human experiment reports two screens, analysed separately: 0.558 (0.473–0.639) on fitness and 0.483 (0.418–0.550) on an NFAT reporter. Six further endpoint definitions all give intervals containing 0.5.</w:t>
       </w:r>
     </w:p>
     <w:p>
@@ -275,7 +333,23 @@
           <w:color w:val="000000"/>
           <w:sz w:val="20"/>
         </w:rPr>
-        <w:t>What the statistic rests on is mostly not experimental and mostly not within a protein. Of 163 yeast nearest-target assignments, 143 were not experimentally established; half the sites within 5 Å are the next residue along the chain; and 2.65% of yeast and 0.10% and 0.16% of human ranked pairs compare two sites in one protein. One post hoc result stands out and is not adjusted for multiplicity: how deeply a residue is buried has an interval above 0.5 in the fitness screen, 0.607 (0.531–0.679), although its paired difference against distance contains zero. No paired difference in either cohort excludes zero.</w:t>
+        <w:t>What the statistic rests on is mostly not experimental and mostly not within a protein. Of 163 yeast nearest-target assignments, 143 were not experimentally established, and 2.65% of yeast and 0.10% and 0.16% of human ranked pairs compare two sites in one protein. The band of sites at 1.33 Å comes from allowing backbone atoms into the measurement; it disappears when distance is taken from the oxygen that accepts the phosphate, and that substitution leaves every interval where it was. Combining within-protein comparisons across both organisms, 278 pairs in 62 proteins, gives 0.504 (0.405–0.604).</w:t>
+      </w:r>
+    </w:p>
+    <w:p>
+      <w:pPr>
+        <w:spacing w:before="0" w:after="200" w:line="284" w:lineRule="exact"/>
+        <w:jc w:val="left"/>
+      </w:pPr>
+      <w:r>
+        <w:rPr>
+          <w:rFonts w:ascii="Charis SIL" w:hAnsi="Charis SIL" w:cs="Charis SIL" w:eastAsia="Charis SIL"/>
+          <w:b w:val="0"/>
+          <w:i w:val="0"/>
+          <w:color w:val="000000"/>
+          <w:sz w:val="20"/>
+        </w:rPr>
+        <w:t>The heuristic claims short range, and these cohorts cannot test it there: 10 of 163 yeast and 37 of 1,470 human sites lie within 5 Å of their target, a third to a half sequence-adjacent. Every cut-off-restricted interval contains 0.5 and is wider than the pooled one. No paired difference excludes zero.</w:t>
       </w:r>
     </w:p>
     <w:p>
@@ -2603,7 +2677,7 @@
           <w:color w:val="000000"/>
           <w:sz w:val="20"/>
         </w:rPr>
-        <w:t>±1 the bonded C–N pair is itself one of the candidate atom pairs, so the shortest heavy-atom distance cannot exceed that fixed backbone contact and the measured value is a constant of the chemistry. Their outcomes are 2 affected and 3 unaffected. A sixth, YCR087C-A S53 at 3.60 Å, has |Δposition| = 2. The remaining four have |Δposition| of 38, 38, 70 and 224, and are 2 affected and 2 unaffected.</w:t>
+        <w:t>±1 the bonded C–N pair is itself one of the candidate atom pairs, so the shortest heavy-atom distance cannot exceed that fixed backbone contact and the measured value is a constant of the chemistry. The band is therefore a property of the atom-selection rule rather than of the data. Measuring instead from the oxygen that accepts the phosphate — OG in serine, OG1 in threonine, OH in tyrosine — removes it completely: these five sites move to 3.44–4.15 Å, no site in either cohort remains in the 1.30–1.35 Å band, and the shortest tip distance becomes 2.65 Å in yeast and 2.56 Å in human. §2.4 reports what that substitution does to the ranking. Their outcomes are 2 affected and 3 unaffected. A sixth, YCR087C-A S53 at 3.60 Å, has |Δposition| = 2. The remaining four have |Δposition| of 38, 38, 70 and 224, and are 2 affected and 2 unaffected.</w:t>
       </w:r>
     </w:p>
     <w:p>
@@ -2656,6 +2730,58 @@
           <w:sz w:val="20"/>
         </w:rPr>
         <w:t>, the distance on all 163 rows, remains the primary quantity.</w:t>
+      </w:r>
+    </w:p>
+    <w:p>
+      <w:pPr>
+        <w:spacing w:before="0" w:after="200" w:line="284" w:lineRule="exact"/>
+        <w:jc w:val="left"/>
+      </w:pPr>
+      <w:r>
+        <w:rPr>
+          <w:rFonts w:ascii="Charis SIL" w:hAnsi="Charis SIL" w:cs="Charis SIL" w:eastAsia="Charis SIL"/>
+          <w:b w:val="0"/>
+          <w:i w:val="0"/>
+          <w:color w:val="000000"/>
+          <w:sz w:val="20"/>
+        </w:rPr>
+        <w:t>The heuristic being audited is local: it says a site a few ångströms from a catalytic residue is worth testing before one far away. The pooled AUC instead ranks every affected site against every unaffected site at every distance, and in these cohorts most of those pairs are tens of ångströms apart, where no claim has been made. Restricting to sites inside each declared cut-off gives, in yeast, 0.531 (0.311–0.722) on 43 sites within 15 Å, 0.448 (0.224–0.698) on 30 within 10 Å, 0.292 (0.042–0.607) on 20 within 8 Å and 0.458 (0.111–0.833) on 10 within 5 Å; in the human fitness screen, 0.539 (0.405–0.690), 0.657 (0.443–0.819), 0.641 (0.442–0.809) and 0.576 (0.114–0.853) on 175, 94, 73 and 37 sites. Every one of these intervals contains 0.5, and every one is wider than the pooled interval it is meant to sharpen. The reporter screen has two affected sites inside 8 Å and one inside 5 Å, too few for an interval at all.</w:t>
+      </w:r>
+    </w:p>
+    <w:p>
+      <w:pPr>
+        <w:spacing w:before="0" w:after="200" w:line="284" w:lineRule="exact"/>
+        <w:jc w:val="left"/>
+      </w:pPr>
+      <w:r>
+        <w:rPr>
+          <w:rFonts w:ascii="Charis SIL" w:hAnsi="Charis SIL" w:cs="Charis SIL" w:eastAsia="Charis SIL"/>
+          <w:b w:val="0"/>
+          <w:i w:val="0"/>
+          <w:color w:val="000000"/>
+          <w:sz w:val="20"/>
+        </w:rPr>
+        <w:t xml:space="preserve">Twelve threshold contrasts were computed across the four declared cut-offs and three cohorts. One excludes zero — the human fitness screen at 15 Å, where the affected rate is 18 of 175 inside against 54 of 1,295 outside, a difference of +0.061 (+0.009 to +0.119). It is not evidence about proximity. Sites inside 15 Å are a structurally distinct subset: mean relative solvent accessibility 0.35 against 0.62 and mean pLDDT 75 against 43, so they are buried residues in folded, well-modelled domains while the rest are exposed residues in poorly modelled tails. Adjusting for burial alone moves the inside-15 Å coefficient from 0.97 to 0.53 and its </w:t>
+      </w:r>
+      <w:r>
+        <w:rPr>
+          <w:rFonts w:ascii="Charis SIL" w:hAnsi="Charis SIL" w:cs="Charis SIL" w:eastAsia="Charis SIL"/>
+          <w:b w:val="0"/>
+          <w:i/>
+          <w:color w:val="000000"/>
+          <w:sz w:val="20"/>
+        </w:rPr>
+        <w:t>p</w:t>
+      </w:r>
+      <w:r>
+        <w:rPr>
+          <w:rFonts w:ascii="Charis SIL" w:hAnsi="Charis SIL" w:cs="Charis SIL" w:eastAsia="Charis SIL"/>
+          <w:b w:val="0"/>
+          <w:i w:val="0"/>
+          <w:color w:val="000000"/>
+          <w:sz w:val="20"/>
+        </w:rPr>
+        <w:t xml:space="preserve"> from 0.0007 to 0.12, and burial is already the comparator with the largest estimate in this screen (§2.7.2). One contrast excluding zero out of twelve is also what a null produces about half the time. The same 175 sites in the reporter screen give −0.005 (−0.039 to +0.033).</w:t>
       </w:r>
     </w:p>
     <w:p>
@@ -4063,6 +4189,134 @@
           </w:p>
         </w:tc>
       </w:tr>
+      <w:tr>
+        <w:tc>
+          <w:tcPr>
+            <w:tcW w:type="dxa" w:w="1613"/>
+          </w:tcPr>
+          <w:p>
+            <w:pPr>
+              <w:spacing w:before="0" w:after="40" w:line="208" w:lineRule="exact"/>
+              <w:jc w:val="left"/>
+            </w:pPr>
+            <w:r>
+              <w:rPr>
+                <w:rFonts w:ascii="Charis SIL" w:hAnsi="Charis SIL" w:cs="Charis SIL" w:eastAsia="Charis SIL"/>
+                <w:b w:val="0"/>
+                <w:i w:val="0"/>
+                <w:color w:val="000000"/>
+                <w:sz w:val="16"/>
+              </w:rPr>
+              <w:t>Distance from the phospho-accepting oxygen</w:t>
+            </w:r>
+          </w:p>
+        </w:tc>
+        <w:tc>
+          <w:tcPr>
+            <w:tcW w:type="dxa" w:w="1613"/>
+          </w:tcPr>
+          <w:p>
+            <w:pPr>
+              <w:spacing w:before="0" w:after="40" w:line="208" w:lineRule="exact"/>
+              <w:jc w:val="left"/>
+            </w:pPr>
+            <w:r>
+              <w:rPr>
+                <w:rFonts w:ascii="Charis SIL" w:hAnsi="Charis SIL" w:cs="Charis SIL" w:eastAsia="Charis SIL"/>
+                <w:b w:val="0"/>
+                <w:i w:val="0"/>
+                <w:color w:val="000000"/>
+                <w:sz w:val="16"/>
+              </w:rPr>
+              <w:t>smaller → positive</w:t>
+            </w:r>
+          </w:p>
+        </w:tc>
+        <w:tc>
+          <w:tcPr>
+            <w:tcW w:type="dxa" w:w="1613"/>
+          </w:tcPr>
+          <w:p>
+            <w:pPr>
+              <w:spacing w:before="0" w:after="40" w:line="208" w:lineRule="exact"/>
+              <w:jc w:val="left"/>
+            </w:pPr>
+            <w:r>
+              <w:rPr>
+                <w:rFonts w:ascii="Charis SIL" w:hAnsi="Charis SIL" w:cs="Charis SIL" w:eastAsia="Charis SIL"/>
+                <w:b w:val="0"/>
+                <w:i w:val="0"/>
+                <w:color w:val="000000"/>
+                <w:sz w:val="16"/>
+              </w:rPr>
+              <w:t>0.527</w:t>
+            </w:r>
+          </w:p>
+        </w:tc>
+        <w:tc>
+          <w:tcPr>
+            <w:tcW w:type="dxa" w:w="1613"/>
+          </w:tcPr>
+          <w:p>
+            <w:pPr>
+              <w:spacing w:before="0" w:after="40" w:line="208" w:lineRule="exact"/>
+              <w:jc w:val="left"/>
+            </w:pPr>
+            <w:r>
+              <w:rPr>
+                <w:rFonts w:ascii="Charis SIL" w:hAnsi="Charis SIL" w:cs="Charis SIL" w:eastAsia="Charis SIL"/>
+                <w:b w:val="0"/>
+                <w:i w:val="0"/>
+                <w:color w:val="000000"/>
+                <w:sz w:val="16"/>
+              </w:rPr>
+              <w:t>0.416–0.633</w:t>
+            </w:r>
+          </w:p>
+        </w:tc>
+        <w:tc>
+          <w:tcPr>
+            <w:tcW w:type="dxa" w:w="1613"/>
+          </w:tcPr>
+          <w:p>
+            <w:pPr>
+              <w:spacing w:before="0" w:after="40" w:line="208" w:lineRule="exact"/>
+              <w:jc w:val="left"/>
+            </w:pPr>
+            <w:r>
+              <w:rPr>
+                <w:rFonts w:ascii="Charis SIL" w:hAnsi="Charis SIL" w:cs="Charis SIL" w:eastAsia="Charis SIL"/>
+                <w:b w:val="0"/>
+                <w:i w:val="0"/>
+                <w:color w:val="000000"/>
+                <w:sz w:val="16"/>
+              </w:rPr>
+              <w:t>−0.000</w:t>
+            </w:r>
+          </w:p>
+        </w:tc>
+        <w:tc>
+          <w:tcPr>
+            <w:tcW w:type="dxa" w:w="1613"/>
+          </w:tcPr>
+          <w:p>
+            <w:pPr>
+              <w:spacing w:before="0" w:after="40" w:line="208" w:lineRule="exact"/>
+              <w:jc w:val="left"/>
+            </w:pPr>
+            <w:r>
+              <w:rPr>
+                <w:rFonts w:ascii="Charis SIL" w:hAnsi="Charis SIL" w:cs="Charis SIL" w:eastAsia="Charis SIL"/>
+                <w:b w:val="0"/>
+                <w:i w:val="0"/>
+                <w:color w:val="000000"/>
+                <w:sz w:val="16"/>
+              </w:rPr>
+              <w:t>−0.007 to +0.008</w:t>
+            </w:r>
+          </w:p>
+        </w:tc>
+      </w:tr>
     </w:tbl>
     <w:p>
       <w:pPr>
@@ -4128,6 +4382,22 @@
     </w:p>
     <w:p>
       <w:pPr>
+        <w:spacing w:before="240" w:after="120" w:line="284" w:lineRule="exact"/>
+        <w:jc w:val="left"/>
+      </w:pPr>
+      <w:r>
+        <w:rPr>
+          <w:rFonts w:ascii="Charis SIL" w:hAnsi="Charis SIL" w:cs="Charis SIL" w:eastAsia="Charis SIL"/>
+          <w:b/>
+          <w:i/>
+          <w:color w:val="000000"/>
+          <w:sz w:val="21"/>
+        </w:rPr>
+        <w:t>2.4.1 A better-specified version of the same idea</w:t>
+      </w:r>
+    </w:p>
+    <w:p>
+      <w:pPr>
         <w:spacing w:before="0" w:after="200" w:line="284" w:lineRule="exact"/>
         <w:jc w:val="left"/>
       </w:pPr>
@@ -4139,6 +4409,70 @@
           <w:color w:val="000000"/>
           <w:sz w:val="20"/>
         </w:rPr>
+        <w:t>Added after review. The declared predictor takes the shortest separation between any non-hydrogen atoms of the two residues, backbone included, and none of the comparators above is a better-specified version of the same idea; they are different ideas. The phosphate attaches to the side-chain tip, and that tip and the charge it carries are the mechanism the heuristic is about, so the sharper test is to measure from the accepting oxygen alone.</w:t>
+      </w:r>
+    </w:p>
+    <w:p>
+      <w:pPr>
+        <w:spacing w:before="0" w:after="200" w:line="284" w:lineRule="exact"/>
+        <w:jc w:val="left"/>
+      </w:pPr>
+      <w:r>
+        <w:rPr>
+          <w:rFonts w:ascii="Charis SIL" w:hAnsi="Charis SIL" w:cs="Charis SIL" w:eastAsia="Charis SIL"/>
+          <w:b w:val="0"/>
+          <w:i w:val="0"/>
+          <w:color w:val="000000"/>
+          <w:sz w:val="20"/>
+        </w:rPr>
+        <w:t>It changes almost nothing. In yeast the tip-oxygen predictor gives 0.527 (0.416–0.633) against the declared 0.527 (0.416–0.631), a paired difference of −0.000 (−0.007 to +0.008). In the human cohort it gives 0.562 (0.477–0.642) on the fitness screen and 0.485 (0.419–0.552) on the reporter screen, against 0.558 (0.473–0.639) and 0.483 (0.418–0.550). The fitness paired difference, +0.004 (+0.000 to +0.008), excludes zero, and expressed as pairs it is a net 435 reorderings out of 99,258: the two predictors give the same ordering on 98.4% of ranked pairs. That is distinguishable from zero and negligible in size, and it is not reported as one predictor outperforming the other.</w:t>
+      </w:r>
+    </w:p>
+    <w:p>
+      <w:pPr>
+        <w:spacing w:before="0" w:after="200" w:line="284" w:lineRule="exact"/>
+        <w:jc w:val="left"/>
+      </w:pPr>
+      <w:r>
+        <w:rPr>
+          <w:rFonts w:ascii="Charis SIL" w:hAnsi="Charis SIL" w:cs="Charis SIL" w:eastAsia="Charis SIL"/>
+          <w:b w:val="0"/>
+          <w:i w:val="0"/>
+          <w:color w:val="000000"/>
+          <w:sz w:val="20"/>
+        </w:rPr>
+        <w:t>What the substitution does change is the peptide-bond band, which disappears entirely (§2.3). The conclusion therefore holds in the form of the measurement that best matches the mechanism, which is a stronger statement than the declared predictor alone supports. Subtracting a constant for the phosphate's reach cannot alter any of these figures, because the AUC is a rank statistic and a constant offset leaves every ranking unchanged; it bears only on the cut-offs in §2.3.</w:t>
+      </w:r>
+    </w:p>
+    <w:p>
+      <w:pPr>
+        <w:spacing w:before="0" w:after="200" w:line="284" w:lineRule="exact"/>
+        <w:jc w:val="left"/>
+      </w:pPr>
+      <w:r>
+        <w:rPr>
+          <w:rFonts w:ascii="Charis SIL" w:hAnsi="Charis SIL" w:cs="Charis SIL" w:eastAsia="Charis SIL"/>
+          <w:b w:val="0"/>
+          <w:i w:val="0"/>
+          <w:color w:val="000000"/>
+          <w:sz w:val="20"/>
+        </w:rPr>
+        <w:t>All figures in this subsection are post hoc and unadjusted.</w:t>
+      </w:r>
+    </w:p>
+    <w:p>
+      <w:pPr>
+        <w:spacing w:before="0" w:after="200" w:line="284" w:lineRule="exact"/>
+        <w:jc w:val="left"/>
+      </w:pPr>
+      <w:r>
+        <w:rPr>
+          <w:rFonts w:ascii="Charis SIL" w:hAnsi="Charis SIL" w:cs="Charis SIL" w:eastAsia="Charis SIL"/>
+          <w:b w:val="0"/>
+          <w:i w:val="0"/>
+          <w:color w:val="000000"/>
+          <w:sz w:val="20"/>
+        </w:rPr>
         <w:t xml:space="preserve">No comparator's interval excludes 0.5 except the bookkeeping negative control, and no paired difference against </w:t>
       </w:r>
       <w:r>
@@ -4201,7 +4535,7 @@
           <w:color w:val="000000"/>
           <w:sz w:val="21"/>
         </w:rPr>
-        <w:t>2.4.1 SIFT scores are missing disproportionately at long distances and affected sites</w:t>
+        <w:t>2.4.2 SIFT scores are missing disproportionately at long distances and affected sites</w:t>
       </w:r>
     </w:p>
     <w:p>
@@ -4265,7 +4599,7 @@
           <w:color w:val="000000"/>
           <w:sz w:val="21"/>
         </w:rPr>
-        <w:t>2.4.2 Feature combinations are not distinguishable at this sample size</w:t>
+        <w:t>2.4.3 Feature combinations are not distinguishable at this sample size</w:t>
       </w:r>
     </w:p>
     <w:p>
@@ -6433,7 +6767,7 @@
           <w:color w:val="000000"/>
           <w:sz w:val="20"/>
         </w:rPr>
-        <w:t>0.604 (0.528–0.675)</w:t>
+        <w:t>0.607 (0.531–0.679)</w:t>
       </w:r>
       <w:r>
         <w:rPr>
@@ -6443,7 +6777,7 @@
           <w:color w:val="000000"/>
           <w:sz w:val="20"/>
         </w:rPr>
-        <w:t>, an interval that does not contain 0.5, against 0.524 (0.459–0.590) in the reporter screen, and in the yeast cohort the same quantity had the largest comparator point estimate at 0.587 without excluding 0.5. Its paired difference against distance on the same fitness sites is +0.044 (−0.025 to +0.115) and contains zero, so burial is not shown to outperform distance; the marginal result is a post hoc hypothesis about burial, not a demonstration that burial rather than distance tracks this outcome.</w:t>
+        <w:t>, an interval that does not contain 0.5, against 0.519 (0.454–0.585) in the reporter screen, and in the yeast cohort the same quantity had the largest comparator point estimate at 0.587 without excluding 0.5. Its paired difference against distance on the same fitness sites is +0.049 (−0.019 to +0.120) and contains zero, so burial is not shown to outperform distance; the marginal result is a post hoc hypothesis about burial, not a demonstration that burial rather than distance tracks this outcome.</w:t>
       </w:r>
     </w:p>
     <w:p>
@@ -7127,6 +7461,113 @@
           </w:p>
         </w:tc>
       </w:tr>
+      <w:tr>
+        <w:tc>
+          <w:tcPr>
+            <w:tcW w:type="dxa" w:w="1936"/>
+          </w:tcPr>
+          <w:p>
+            <w:pPr>
+              <w:spacing w:before="0" w:after="40" w:line="208" w:lineRule="exact"/>
+              <w:jc w:val="left"/>
+            </w:pPr>
+            <w:r>
+              <w:rPr>
+                <w:rFonts w:ascii="Charis SIL" w:hAnsi="Charis SIL" w:cs="Charis SIL" w:eastAsia="Charis SIL"/>
+                <w:b/>
+                <w:i w:val="0"/>
+                <w:color w:val="000000"/>
+                <w:sz w:val="16"/>
+              </w:rPr>
+              <w:t>Combined, yeast + human fitness</w:t>
+            </w:r>
+          </w:p>
+        </w:tc>
+        <w:tc>
+          <w:tcPr>
+            <w:tcW w:type="dxa" w:w="1936"/>
+          </w:tcPr>
+          <w:p>
+            <w:pPr>
+              <w:spacing w:before="0" w:after="40" w:line="208" w:lineRule="exact"/>
+              <w:jc w:val="left"/>
+            </w:pPr>
+            <w:r>
+              <w:rPr>
+                <w:rFonts w:ascii="Charis SIL" w:hAnsi="Charis SIL" w:cs="Charis SIL" w:eastAsia="Charis SIL"/>
+                <w:b/>
+                <w:i w:val="0"/>
+                <w:color w:val="000000"/>
+                <w:sz w:val="16"/>
+              </w:rPr>
+              <w:t>62</w:t>
+            </w:r>
+          </w:p>
+        </w:tc>
+        <w:tc>
+          <w:tcPr>
+            <w:tcW w:type="dxa" w:w="1936"/>
+          </w:tcPr>
+          <w:p>
+            <w:pPr>
+              <w:spacing w:before="0" w:after="40" w:line="208" w:lineRule="exact"/>
+              <w:jc w:val="left"/>
+            </w:pPr>
+            <w:r>
+              <w:rPr>
+                <w:rFonts w:ascii="Charis SIL" w:hAnsi="Charis SIL" w:cs="Charis SIL" w:eastAsia="Charis SIL"/>
+                <w:b/>
+                <w:i w:val="0"/>
+                <w:color w:val="000000"/>
+                <w:sz w:val="16"/>
+              </w:rPr>
+              <w:t>278</w:t>
+            </w:r>
+          </w:p>
+        </w:tc>
+        <w:tc>
+          <w:tcPr>
+            <w:tcW w:type="dxa" w:w="1936"/>
+          </w:tcPr>
+          <w:p>
+            <w:pPr>
+              <w:spacing w:before="0" w:after="40" w:line="208" w:lineRule="exact"/>
+              <w:jc w:val="left"/>
+            </w:pPr>
+            <w:r>
+              <w:rPr>
+                <w:rFonts w:ascii="Charis SIL" w:hAnsi="Charis SIL" w:cs="Charis SIL" w:eastAsia="Charis SIL"/>
+                <w:b w:val="0"/>
+                <w:i w:val="0"/>
+                <w:color w:val="000000"/>
+                <w:sz w:val="16"/>
+              </w:rPr>
+              <w:t>—</w:t>
+            </w:r>
+          </w:p>
+        </w:tc>
+        <w:tc>
+          <w:tcPr>
+            <w:tcW w:type="dxa" w:w="1936"/>
+          </w:tcPr>
+          <w:p>
+            <w:pPr>
+              <w:spacing w:before="0" w:after="40" w:line="208" w:lineRule="exact"/>
+              <w:jc w:val="left"/>
+            </w:pPr>
+            <w:r>
+              <w:rPr>
+                <w:rFonts w:ascii="Charis SIL" w:hAnsi="Charis SIL" w:cs="Charis SIL" w:eastAsia="Charis SIL"/>
+                <w:b/>
+                <w:i w:val="0"/>
+                <w:color w:val="000000"/>
+                <w:sz w:val="16"/>
+              </w:rPr>
+              <w:t>0.504 (0.405–0.604)</w:t>
+            </w:r>
+          </w:p>
+        </w:tc>
+      </w:tr>
     </w:tbl>
     <w:p>
       <w:pPr>
@@ -7188,6 +7629,138 @@
           <w:sz w:val="20"/>
         </w:rPr>
         <w:t xml:space="preserve"> = 0.04, unadjusted. The same 49 proteins and 184 pairs weighted by pair give 0.413 (0.313–0.510). An earlier version of this analysis reported the same quantity as 0.384 (0.272–0.498) on the released per-site column and as 0.388 (0.279–0.502) on a cohort retaining PIDD1. A quantity that changes which side of 0.5 it falls on when one of 787 proteins enters or leaves is measuring the precision of the estimator, not the predictor.</w:t>
+      </w:r>
+    </w:p>
+    <w:p>
+      <w:pPr>
+        <w:spacing w:before="0" w:after="200" w:line="284" w:lineRule="exact"/>
+        <w:jc w:val="left"/>
+      </w:pPr>
+      <w:r>
+        <w:rPr>
+          <w:rFonts w:ascii="Charis SIL" w:hAnsi="Charis SIL" w:cs="Charis SIL" w:eastAsia="Charis SIL"/>
+          <w:b w:val="0"/>
+          <w:i w:val="0"/>
+          <w:color w:val="000000"/>
+          <w:sz w:val="20"/>
+        </w:rPr>
+        <w:t xml:space="preserve">The three within-protein estimates are of the same quantity and were not combined above. Yeast and the human screens are independent of one another — different organism, perturbation chemistry, readout and builder — but the two human screens share all 1,470 sites and are not independent of each other, so only one enters a combination. Designating the fitness screen, the readout the source experiment leads with, an inverse-variance combination gives </w:t>
+      </w:r>
+      <w:r>
+        <w:rPr>
+          <w:rFonts w:ascii="Charis SIL" w:hAnsi="Charis SIL" w:cs="Charis SIL" w:eastAsia="Charis SIL"/>
+          <w:b/>
+          <w:i w:val="0"/>
+          <w:color w:val="000000"/>
+          <w:sz w:val="20"/>
+        </w:rPr>
+        <w:t>0.504 (0.405–0.604)</w:t>
+      </w:r>
+      <w:r>
+        <w:rPr>
+          <w:rFonts w:ascii="Charis SIL" w:hAnsi="Charis SIL" w:cs="Charis SIL" w:eastAsia="Charis SIL"/>
+          <w:b w:val="0"/>
+          <w:i w:val="0"/>
+          <w:color w:val="000000"/>
+          <w:sz w:val="20"/>
+        </w:rPr>
+        <w:t xml:space="preserve"> over </w:t>
+      </w:r>
+      <w:r>
+        <w:rPr>
+          <w:rFonts w:ascii="Charis SIL" w:hAnsi="Charis SIL" w:cs="Charis SIL" w:eastAsia="Charis SIL"/>
+          <w:b/>
+          <w:i w:val="0"/>
+          <w:color w:val="000000"/>
+          <w:sz w:val="20"/>
+        </w:rPr>
+        <w:t>278 within-protein pairs in 62 proteins</w:t>
+      </w:r>
+      <w:r>
+        <w:rPr>
+          <w:rFonts w:ascii="Charis SIL" w:hAnsi="Charis SIL" w:cs="Charis SIL" w:eastAsia="Charis SIL"/>
+          <w:b w:val="0"/>
+          <w:i w:val="0"/>
+          <w:color w:val="000000"/>
+          <w:sz w:val="20"/>
+        </w:rPr>
+        <w:t xml:space="preserve">, with Cochran's </w:t>
+      </w:r>
+      <w:r>
+        <w:rPr>
+          <w:rFonts w:ascii="Charis SIL" w:hAnsi="Charis SIL" w:cs="Charis SIL" w:eastAsia="Charis SIL"/>
+          <w:b w:val="0"/>
+          <w:i/>
+          <w:color w:val="000000"/>
+          <w:sz w:val="20"/>
+        </w:rPr>
+        <w:t>Q</w:t>
+      </w:r>
+      <w:r>
+        <w:rPr>
+          <w:rFonts w:ascii="Charis SIL" w:hAnsi="Charis SIL" w:cs="Charis SIL" w:eastAsia="Charis SIL"/>
+          <w:b w:val="0"/>
+          <w:i w:val="0"/>
+          <w:color w:val="000000"/>
+          <w:sz w:val="20"/>
+        </w:rPr>
+        <w:t xml:space="preserve"> = 0.02 on one degree of freedom and </w:t>
+      </w:r>
+      <w:r>
+        <w:rPr>
+          <w:rFonts w:ascii="Charis SIL" w:hAnsi="Charis SIL" w:cs="Charis SIL" w:eastAsia="Charis SIL"/>
+          <w:b w:val="0"/>
+          <w:i/>
+          <w:color w:val="000000"/>
+          <w:sz w:val="20"/>
+        </w:rPr>
+        <w:t>I</w:t>
+      </w:r>
+      <w:r>
+        <w:rPr>
+          <w:rFonts w:ascii="Charis SIL" w:hAnsi="Charis SIL" w:cs="Charis SIL" w:eastAsia="Charis SIL"/>
+          <w:b w:val="0"/>
+          <w:i w:val="0"/>
+          <w:color w:val="000000"/>
+          <w:sz w:val="20"/>
+        </w:rPr>
+        <w:t xml:space="preserve">² = 0%. Substituting the reporter screen gives 0.421 (0.332–0.509) with </w:t>
+      </w:r>
+      <w:r>
+        <w:rPr>
+          <w:rFonts w:ascii="Charis SIL" w:hAnsi="Charis SIL" w:cs="Charis SIL" w:eastAsia="Charis SIL"/>
+          <w:b w:val="0"/>
+          <w:i/>
+          <w:color w:val="000000"/>
+          <w:sz w:val="20"/>
+        </w:rPr>
+        <w:t>I</w:t>
+      </w:r>
+      <w:r>
+        <w:rPr>
+          <w:rFonts w:ascii="Charis SIL" w:hAnsi="Charis SIL" w:cs="Charis SIL" w:eastAsia="Charis SIL"/>
+          <w:b w:val="0"/>
+          <w:i w:val="0"/>
+          <w:color w:val="000000"/>
+          <w:sz w:val="20"/>
+        </w:rPr>
+        <w:t>² = 40%. Both contain 0.5.</w:t>
+      </w:r>
+    </w:p>
+    <w:p>
+      <w:pPr>
+        <w:spacing w:before="0" w:after="200" w:line="284" w:lineRule="exact"/>
+        <w:jc w:val="left"/>
+      </w:pPr>
+      <w:r>
+        <w:rPr>
+          <w:rFonts w:ascii="Charis SIL" w:hAnsi="Charis SIL" w:cs="Charis SIL" w:eastAsia="Charis SIL"/>
+          <w:b w:val="0"/>
+          <w:i w:val="0"/>
+          <w:color w:val="000000"/>
+          <w:sz w:val="20"/>
+        </w:rPr>
+        <w:t>A conditional logistic regression stratified on protein estimates the same within-protein effect directly, rather than the mixed within-and-between effect the marginal model of §2.2 returns, and uses every protein carrying both outcome classes rather than only sites that form pairs. Per 10 Å of distance the odds ratios are 0.98 (0.77–1.25) in yeast, 0.90 (0.71–1.16) in the human fitness screen and 1.13 (0.94–1.35) in the reporter screen, on 23, 39 and 49 strata. All three contain 1. Pooling every within-protein comparison available across two organisms does not separate the classes. These estimates are post hoc and unadjusted.</w:t>
       </w:r>
     </w:p>
     <w:p>
@@ -10636,7 +11209,7 @@
                 <w:color w:val="000000"/>
                 <w:sz w:val="16"/>
               </w:rPr>
-              <w:t>512 sites, 287 proteins</w:t>
+              <w:t>512 sites, 286 proteins</w:t>
             </w:r>
           </w:p>
         </w:tc>
@@ -10657,7 +11230,7 @@
                 <w:color w:val="000000"/>
                 <w:sz w:val="16"/>
               </w:rPr>
-              <w:t>0.575</w:t>
+              <w:t>0.576</w:t>
             </w:r>
           </w:p>
         </w:tc>
@@ -10678,7 +11251,7 @@
                 <w:color w:val="000000"/>
                 <w:sz w:val="16"/>
               </w:rPr>
-              <w:t>0.446–0.699</w:t>
+              <w:t>0.449–0.703</w:t>
             </w:r>
           </w:p>
         </w:tc>
@@ -11982,7 +12555,47 @@
           <w:color w:val="000000"/>
           <w:sz w:val="20"/>
         </w:rPr>
-        <w:t xml:space="preserve"> features were expanded over their recorded ranges and AlphaFold DB v6 monomer models retrieved, following the same procedure as the yeast cohort but through a separate builder; distance is the same minimum heavy-atom separation, with the substituted residue excluded from its own target set — which is not the yeast rule, where a site coinciding with a target is removed instead. The human builder does not carry the yeast builder's sequence and model-version checks, and the table it starts from has no generator in the deposited materials, so this cohort cannot at present be rebuilt end to end from source. Sites were kept when the model reproduced the reviewed sequence at that position and the protein carried at least one eligible annotated residue, leaving 1,470 sites in 787 proteins.</w:t>
+        <w:t xml:space="preserve"> features were expanded over their recorded ranges and AlphaFold DB v6 monomer models retrieved, following the same procedure as the yeast cohort but through a separate builder; distance is the same minimum heavy-atom separation, with the substituted residue excluded from its own target set — which is not the yeast rule, where a site coinciding with a target is removed instead. The candidate table this builder starts from is produced by </w:t>
+      </w:r>
+      <w:r>
+        <w:rPr>
+          <w:rFonts w:ascii="Courier New" w:hAnsi="Courier New" w:cs="Courier New" w:eastAsia="Courier New"/>
+          <w:b w:val="0"/>
+          <w:i w:val="0"/>
+          <w:color w:val="000000"/>
+          <w:sz w:val="17"/>
+        </w:rPr>
+        <w:t>build_candidate_table.py</w:t>
+      </w:r>
+      <w:r>
+        <w:rPr>
+          <w:rFonts w:ascii="Charis SIL" w:hAnsi="Charis SIL" w:cs="Charis SIL" w:eastAsia="Charis SIL"/>
+          <w:b w:val="0"/>
+          <w:i w:val="0"/>
+          <w:color w:val="000000"/>
+          <w:sz w:val="20"/>
+        </w:rPr>
+        <w:t xml:space="preserve">, and the cohort is rebuilt end to end from source with the network disabled: the build fails rather than dropping an accession whose cached record is missing, every structure is asserted to be the exact canonical AlphaFold DB v6 model for its accession, and the model sequence and residue numbering are checked against UniProt before a distance is taken. Reconciling that rebuild against the earlier table moved eight rows, all of them gene symbols matching more than one reviewed human entry, and corrected one site that had been assigned to an entry for a different protein (TKT S308, mapped to DDR2, which also carries a serine at 308). A later provenance audit found the model downloader had accepted the first entry the AlphaFold API returned, an isoform model for eleven accessions; three were replaced with the canonical model, eight had no canonical entry and were removed, and the one previously analysed site lost that way is CHD6 S27. </w:t>
+      </w:r>
+      <w:r>
+        <w:rPr>
+          <w:rFonts w:ascii="Courier New" w:hAnsi="Courier New" w:cs="Courier New" w:eastAsia="Courier New"/>
+          <w:b w:val="0"/>
+          <w:i w:val="0"/>
+          <w:color w:val="000000"/>
+          <w:sz w:val="17"/>
+        </w:rPr>
+        <w:t>human_rebuild_manifest.json</w:t>
+      </w:r>
+      <w:r>
+        <w:rPr>
+          <w:rFonts w:ascii="Charis SIL" w:hAnsi="Charis SIL" w:cs="Charis SIL" w:eastAsia="Charis SIL"/>
+          <w:b w:val="0"/>
+          <w:i w:val="0"/>
+          <w:color w:val="000000"/>
+          <w:sz w:val="20"/>
+        </w:rPr>
+        <w:t xml:space="preserve"> records the offline rebuild and the hash of every input and output. Sites were kept when the model reproduced the reviewed sequence at that position and the protein carried at least one eligible annotated residue, leaving 1,470 sites in 787 proteins.</w:t>
       </w:r>
     </w:p>
     <w:p>
@@ -12359,6 +12972,116 @@
           <w:sz w:val="20"/>
         </w:rPr>
         <w:t xml:space="preserve"> records the offline rebuild and the hash of every input and output.</w:t>
+      </w:r>
+    </w:p>
+    <w:p>
+      <w:pPr>
+        <w:spacing w:before="240" w:after="120" w:line="284" w:lineRule="exact"/>
+        <w:jc w:val="left"/>
+      </w:pPr>
+      <w:r>
+        <w:rPr>
+          <w:rFonts w:ascii="Charis SIL" w:hAnsi="Charis SIL" w:cs="Charis SIL" w:eastAsia="Charis SIL"/>
+          <w:b/>
+          <w:i w:val="0"/>
+          <w:color w:val="000000"/>
+          <w:sz w:val="25"/>
+        </w:rPr>
+        <w:t>Author contributions</w:t>
+      </w:r>
+    </w:p>
+    <w:p>
+      <w:pPr>
+        <w:spacing w:before="0" w:after="200" w:line="284" w:lineRule="exact"/>
+        <w:jc w:val="left"/>
+      </w:pPr>
+      <w:r>
+        <w:rPr>
+          <w:rFonts w:ascii="Charis SIL" w:hAnsi="Charis SIL" w:cs="Charis SIL" w:eastAsia="Charis SIL"/>
+          <w:b w:val="0"/>
+          <w:i w:val="0"/>
+          <w:color w:val="000000"/>
+          <w:sz w:val="20"/>
+        </w:rPr>
+        <w:t>Stated using CRediT roles.</w:t>
+      </w:r>
+    </w:p>
+    <w:p>
+      <w:pPr>
+        <w:spacing w:before="0" w:after="200" w:line="284" w:lineRule="exact"/>
+        <w:jc w:val="left"/>
+      </w:pPr>
+      <w:r>
+        <w:rPr>
+          <w:rFonts w:ascii="Charis SIL" w:hAnsi="Charis SIL" w:cs="Charis SIL" w:eastAsia="Charis SIL"/>
+          <w:b/>
+          <w:i w:val="0"/>
+          <w:color w:val="000000"/>
+          <w:sz w:val="20"/>
+        </w:rPr>
+        <w:t>Kyle Nguyen:</w:t>
+      </w:r>
+      <w:r>
+        <w:rPr>
+          <w:rFonts w:ascii="Charis SIL" w:hAnsi="Charis SIL" w:cs="Charis SIL" w:eastAsia="Charis SIL"/>
+          <w:b w:val="0"/>
+          <w:i w:val="0"/>
+          <w:color w:val="000000"/>
+          <w:sz w:val="20"/>
+        </w:rPr>
+        <w:t xml:space="preserve"> Conceptualization; Data curation; Formal analysis; Investigation; Methodology; Software; Validation; Visualization; Writing – original draft; Writing – review and editing.</w:t>
+      </w:r>
+    </w:p>
+    <w:p>
+      <w:pPr>
+        <w:spacing w:before="0" w:after="200" w:line="284" w:lineRule="exact"/>
+        <w:jc w:val="left"/>
+      </w:pPr>
+      <w:r>
+        <w:rPr>
+          <w:rFonts w:ascii="Charis SIL" w:hAnsi="Charis SIL" w:cs="Charis SIL" w:eastAsia="Charis SIL"/>
+          <w:b/>
+          <w:i w:val="0"/>
+          <w:color w:val="000000"/>
+          <w:sz w:val="20"/>
+        </w:rPr>
+        <w:t>Arkady Marchenko:</w:t>
+      </w:r>
+      <w:r>
+        <w:rPr>
+          <w:rFonts w:ascii="Charis SIL" w:hAnsi="Charis SIL" w:cs="Charis SIL" w:eastAsia="Charis SIL"/>
+          <w:b w:val="0"/>
+          <w:i w:val="0"/>
+          <w:color w:val="000000"/>
+          <w:sz w:val="20"/>
+        </w:rPr>
+        <w:t xml:space="preserve"> Methodology; Software; Validation; Writing – review and editing.</w:t>
+      </w:r>
+    </w:p>
+    <w:p>
+      <w:pPr>
+        <w:spacing w:before="0" w:after="200" w:line="284" w:lineRule="exact"/>
+        <w:jc w:val="left"/>
+      </w:pPr>
+      <w:r>
+        <w:rPr>
+          <w:rFonts w:ascii="Charis SIL" w:hAnsi="Charis SIL" w:cs="Charis SIL" w:eastAsia="Charis SIL"/>
+          <w:b/>
+          <w:i w:val="0"/>
+          <w:color w:val="000000"/>
+          <w:sz w:val="20"/>
+        </w:rPr>
+        <w:t>David Chang:</w:t>
+      </w:r>
+      <w:r>
+        <w:rPr>
+          <w:rFonts w:ascii="Charis SIL" w:hAnsi="Charis SIL" w:cs="Charis SIL" w:eastAsia="Charis SIL"/>
+          <w:b w:val="0"/>
+          <w:i w:val="0"/>
+          <w:color w:val="000000"/>
+          <w:sz w:val="20"/>
+        </w:rPr>
+        <w:t xml:space="preserve"> Validation; Methodology; Writing – review and editing. Identified the atom-selection basis of the peptide-bond artefact, the mismatch between the range over which the statistic is computed and the range over which the heuristic is claimed, the internal numerical disagreements between the Results text and Table 4, and the absence of a combined within-protein estimate.</w:t>
       </w:r>
     </w:p>
     <w:p>

--- a/manuscript/paper_current.docx
+++ b/manuscript/paper_current.docx
@@ -211,7 +211,7 @@
           <w:color w:val="000000"/>
           <w:sz w:val="20"/>
         </w:rPr>
-        <w:t xml:space="preserve"> AFFILIATION-TO-CONFIRM</w:t>
+        <w:t xml:space="preserve"> Department of Electrical and Computer Engineering, Cockrell School of Engineering, The University of Texas at Austin, Austin, Texas, USA</w:t>
       </w:r>
     </w:p>
     <w:p>

--- a/manuscript/paper_current.docx
+++ b/manuscript/paper_current.docx
@@ -285,7 +285,7 @@
           <w:color w:val="000000"/>
           <w:sz w:val="20"/>
         </w:rPr>
-        <w:t>Work ranking which protein modification sites are worth following up often leans on how close a site sits to a residue already annotated as part of an active or binding site. This paper asks what that measurement contains, and how well it separates sites whose mutation changed a phenotype from those whose mutation did not.</w:t>
+        <w:t>A common rule of thumb for ranking protein modification sites is proximity to a residue already annotated as active or binding. This paper asks what that measurement contains, and how well it separates sites whose mutation changed a phenotype from those whose did not.</w:t>
       </w:r>
     </w:p>
     <w:p>
@@ -301,7 +301,7 @@
           <w:color w:val="000000"/>
           <w:sz w:val="20"/>
         </w:rPr>
-        <w:t>The predictor is the shortest distance between any non-hydrogen atom of the modified residue and any of the nearest annotated residue, in an AlphaFold DB version 6 monomer model, measured on 163 alanine substitutions in 48 yeast proteins and 1,470 base-edited sites in 787 human proteins.</w:t>
+        <w:t>The predictor is the shortest distance between any non-hydrogen atom of the modified residue and any of the nearest annotated residue, in an AlphaFold DB v6 monomer model, on 163 alanine substitutions in 48 yeast proteins and 1,470 base-edited human sites in 787 proteins.</w:t>
       </w:r>
     </w:p>
     <w:p>
@@ -317,7 +317,7 @@
           <w:color w:val="000000"/>
           <w:sz w:val="20"/>
         </w:rPr>
-        <w:t>In yeast it ranked sites at an area under the receiver-operating-characteristic curve of 0.527 (95% confidence interval 0.417–0.632, resampling whole proteins), where 0.5 is uninformative. The human experiment reports two screens, analysed separately: 0.558 (0.473–0.639) on fitness and 0.483 (0.418–0.550) on an NFAT reporter. Six further endpoint definitions all give intervals containing 0.5.</w:t>
+        <w:t>In yeast it ranked sites at an area under the receiver-operating-characteristic curve of 0.527 (95% interval 0.417–0.632, resampling whole proteins), where 0.5 is uninformative; an inclusive cohort keeping three self-annotated sites gives 0.544 (0.436–0.649). The human experiment reports two screens, analysed separately: 0.558 (0.473–0.639) on fitness and 0.483 (0.418–0.550) on an NFAT reporter. Six further endpoint definitions all contain 0.5.</w:t>
       </w:r>
     </w:p>
     <w:p>
@@ -333,7 +333,7 @@
           <w:color w:val="000000"/>
           <w:sz w:val="20"/>
         </w:rPr>
-        <w:t>What the statistic rests on is mostly not experimental and mostly not within a protein. Of 163 yeast nearest-target assignments, 143 were not experimentally established, and 2.65% of yeast and 0.10% and 0.16% of human ranked pairs compare two sites in one protein. The band of sites at 1.33 Å comes from allowing backbone atoms into the measurement; it disappears when distance is taken from the oxygen that accepts the phosphate, and that substitution leaves every interval where it was. Combining within-protein comparisons across both organisms, 278 pairs in 62 proteins, gives 0.504 (0.405–0.604).</w:t>
+        <w:t>What it rests on is mostly not experimental and mostly not within a protein. Of 163 yeast nearest-target assignments, 143 were not experimentally established, and 2.65% of yeast and 0.10% and 0.16% of human ranked pairs compare sites in one protein. The 1.33 Å band comes from allowing backbone atoms into the measurement; it disappears when distance is taken from the phosphate-accepting oxygen, and every interval built on that predictor still contains 0.5.</w:t>
       </w:r>
     </w:p>
     <w:p>
@@ -349,7 +349,7 @@
           <w:color w:val="000000"/>
           <w:sz w:val="20"/>
         </w:rPr>
-        <w:t>The heuristic claims short range, and these cohorts cannot test it there: 10 of 163 yeast and 37 of 1,470 human sites lie within 5 Å of their target, a third to a half sequence-adjacent. Every cut-off-restricted interval contains 0.5 and is wider than the pooled one. No paired difference excludes zero.</w:t>
+        <w:t>The heuristic claims short range, and these cohorts cannot test it there: 10 of 163 yeast and 37 of 1,470 human sites lie within 5 Å of a target, 6 and 16 of those within two residues in sequence. Every restricted interval contains 0.5 and is wider than the pooled one, and combining within-protein comparisons across both organisms — 278 pairs in 62 proteins — gives 0.504 (0.405–0.604). These are post hoc, and no comparator's paired difference excludes zero.</w:t>
       </w:r>
     </w:p>
     <w:p>
@@ -2467,7 +2467,7 @@
           <w:color w:val="000000"/>
           <w:sz w:val="20"/>
         </w:rPr>
-        <w:t>Keeping only targets with experimental evidence leaves 24 of the 163 replaced sites (14.7%) with any target at all, in 7 of the 48 proteins; the other 139 lose every target. Those 24 are 11 affected and 13 unaffected, and give an AUC of 0.420 (0.244–0.708) with 19,991 of 20,000 resamples retained. With only 7 proteins to resample the interval endpoints are coarse. The same restriction on the human cohort of §2.7 retains 512 sites in 287 proteins and can be read. The interval is a descriptive range, equally compatible with distance ranking sites the wrong way round and with moderate discrimination. Whether better-evidenced annotation would move the estimate cannot be asked of this design.</w:t>
+        <w:t>Keeping only targets with experimental evidence leaves 24 of the 163 replaced sites (14.7%) with any target at all, in 7 of the 48 proteins; the other 139 lose every target. Those 24 are 11 affected and 13 unaffected, and give an AUC of 0.420 (0.244–0.708) with 19,991 of 20,000 resamples retained. With only 7 proteins to resample the interval endpoints are coarse. The same restriction on the human cohort of §2.7 retains 512 sites in 286 proteins and can be read. The interval is a descriptive range, equally compatible with distance ranking sites the wrong way round and with moderate discrimination. Whether better-evidenced annotation would move the estimate cannot be asked of this design.</w:t>
       </w:r>
     </w:p>
     <w:p>
@@ -2761,7 +2761,7 @@
           <w:color w:val="000000"/>
           <w:sz w:val="20"/>
         </w:rPr>
-        <w:t xml:space="preserve">Twelve threshold contrasts were computed across the four declared cut-offs and three cohorts. One excludes zero — the human fitness screen at 15 Å, where the affected rate is 18 of 175 inside against 54 of 1,295 outside, a difference of +0.061 (+0.009 to +0.119). It is not evidence about proximity. Sites inside 15 Å are a structurally distinct subset: mean relative solvent accessibility 0.35 against 0.62 and mean pLDDT 75 against 43, so they are buried residues in folded, well-modelled domains while the rest are exposed residues in poorly modelled tails. Adjusting for burial alone moves the inside-15 Å coefficient from 0.97 to 0.53 and its </w:t>
+        <w:t xml:space="preserve">These restricted estimates and the contrasts below are post hoc and unadjusted. Twelve threshold contrasts were computed across the four declared cut-offs and three cohorts. One excludes zero — the human fitness screen at 15 Å, where the affected rate is 18 of 175 inside against 54 of 1,295 outside, a difference of +0.061 (+0.009 to +0.119). It is not evidence about proximity. Sites inside 15 Å are a structurally distinct subset: mean relative solvent accessibility 0.35 against 0.62 and mean pLDDT 75 against 43, so they are buried residues in folded, well-modelled domains while the rest are exposed residues in poorly modelled tails. Adjusting for burial alone moves the inside-15 Å coefficient from 0.97 to 0.53 and its </w:t>
       </w:r>
       <w:r>
         <w:rPr>
@@ -4425,7 +4425,7 @@
           <w:color w:val="000000"/>
           <w:sz w:val="20"/>
         </w:rPr>
-        <w:t>It changes almost nothing. In yeast the tip-oxygen predictor gives 0.527 (0.416–0.633) against the declared 0.527 (0.416–0.631), a paired difference of −0.000 (−0.007 to +0.008). In the human cohort it gives 0.562 (0.477–0.642) on the fitness screen and 0.485 (0.419–0.552) on the reporter screen, against 0.558 (0.473–0.639) and 0.483 (0.418–0.550). The fitness paired difference, +0.004 (+0.000 to +0.008), excludes zero, and expressed as pairs it is a net 435 reorderings out of 99,258: the two predictors give the same ordering on 98.4% of ranked pairs. That is distinguishable from zero and negligible in size, and it is not reported as one predictor outperforming the other.</w:t>
+        <w:t>It changes almost nothing. In yeast the tip-oxygen predictor gives 0.527 (0.416–0.633) against the declared 0.527 (0.416–0.631), a paired difference of −0.000 (−0.007 to +0.008). In the human cohort it gives 0.562 (0.477–0.642) on the fitness screen and 0.485 (0.419–0.552) on the reporter screen, against 0.558 (0.473–0.639) and 0.483 (0.418–0.550). The fitness paired difference, +0.004 (+0.000 to +0.008), excludes zero, and expressed as pairs it is a net 405 reorderings out of 100,656: the two predictors give the same ordering on 98.4% of ranked pairs. That is distinguishable from zero and negligible in size, and it is not reported as one predictor outperforming the other.</w:t>
       </w:r>
     </w:p>
     <w:p>
@@ -5644,7 +5644,7 @@
           <w:color w:val="000000"/>
           <w:sz w:val="20"/>
         </w:rPr>
-        <w:t>The full eleven-stratum family, for both cohort versions, is S1 Table and S1 Fig. The four predicted-aligned-error summaries at 10 Å and the 72-cell grids are S2 Table. Its primary-cohort values run from 0.416 on 41 sites to 0.683 on 27, and the number of sites falls from 163 to 27 across the family. The rise where both the site and its target are above pLDDT 90 appears in both cohort versions, 0.641 on 28 primary sites and 0.697 on 31 inclusive. This design cannot separate an effect in well-folded regions from what picking out a stratum of 28 sites can produce on its own.</w:t>
+        <w:t>The full eleven-stratum family, for both cohort versions, is S1 Table and S1 Fig; its values run from 0.416 on 41 sites to 0.683 on 27, and the number of sites falls from 163 to 27 across the family. The rise where both the site and its target are above pLDDT 90 appears in both cohort versions, 0.641 on 28 primary sites and 0.697 on 31 inclusive. This design cannot separate an effect in well-folded regions from what picking out a stratum of 28 sites can produce on its own.</w:t>
       </w:r>
     </w:p>
     <w:p>
@@ -5676,7 +5676,7 @@
           <w:color w:val="000000"/>
           <w:sz w:val="20"/>
         </w:rPr>
-        <w:t>The four PAE summaries at 10 Å and the 72-cell grids are in the supplement; its 72 primary-cohort cells run from 0.416 to 0.569.</w:t>
+        <w:t>The four PAE summaries at 10 Å and the 72-cell grids are S2 Table; its 72 primary-cohort cells run from 0.416 to 0.569.</w:t>
       </w:r>
     </w:p>
     <w:p>
@@ -6803,7 +6803,7 @@
           <w:color w:val="000000"/>
           <w:sz w:val="20"/>
         </w:rPr>
-        <w:t>No paired difference in either cohort excludes zero.</w:t>
+        <w:t>No comparator's paired difference against distance excludes zero in either cohort.</w:t>
       </w:r>
       <w:r>
         <w:rPr>
@@ -6813,7 +6813,7 @@
           <w:color w:val="000000"/>
           <w:sz w:val="20"/>
         </w:rPr>
-        <w:t xml:space="preserve"> The burial result above is post hoc and unadjusted for the number of features and endpoints examined; it is the strongest lead here, not a finding.</w:t>
+        <w:t xml:space="preserve"> The exception is not a comparator: measuring distance from the phospho-accepting oxygen rather than any heavy atom gives a paired difference of +0.004 (+0.000 to +0.008) on the fitness screen, which is a net 405 reorderings out of 100,656 ranked pairs and is reported in §2.4.1 as the atom choice not mattering rather than as one predictor beating another. The burial result above is post hoc and unadjusted for the number of features and endpoints examined; it is the strongest lead here, not a finding.</w:t>
       </w:r>
     </w:p>
     <w:p>
@@ -6982,7 +6982,7 @@
           <w:color w:val="000000"/>
           <w:sz w:val="20"/>
         </w:rPr>
-        <w:t xml:space="preserve"> Pooled and within-protein estimates for the yeast cohort and for each human screen, on one axis, with the number of sites and informative proteins behind each. The pooled estimate is a mostly across-protein quantity; the two within-protein aggregations weight each protein by the affected/unaffected pairs it contributes and equally. Bars are 95% protein-cluster bootstrap intervals and the dashed line is chance. Every interval crosses it. Estimand is distinguished by colour, marker and line style together, so the panel survives grayscale.</w:t>
+        <w:t xml:space="preserve"> Pooled and within-protein estimates for the yeast cohort and for each human screen, on one axis, with the number of sites and informative proteins behind each. The pooled estimate is a mostly across-protein quantity; the two within-protein aggregations weight each protein by the affected/unaffected pairs it contributes and equally. Bars are 95% protein-cluster bootstrap intervals and the dashed line is chance. Every interval crosses it except the reporter screen's equal-protein-weight estimate, whose upper endpoint is 0.489; §2.7.3 sets out why that exclusion is not reported as a result. Estimand is distinguished by colour, marker and line style together, so the panel survives grayscale.</w:t>
       </w:r>
     </w:p>
     <w:p>
@@ -7946,7 +7946,7 @@
           <w:color w:val="000000"/>
           <w:sz w:val="20"/>
         </w:rPr>
-        <w:t>0.646 (0.565–0.723)</w:t>
+        <w:t>0.647 (0.565–0.723)</w:t>
       </w:r>
       <w:r>
         <w:rPr>
@@ -7956,7 +7956,7 @@
           <w:color w:val="000000"/>
           <w:sz w:val="20"/>
         </w:rPr>
-        <w:t xml:space="preserve"> on the 997 sites carrying a score. On the reporter screen the same feature gives 0.574 (0.497–0.651), an interval that contains 0.5.</w:t>
+        <w:t xml:space="preserve"> on the 997 sites carrying a score. On the reporter screen the same feature gives 0.575 (0.497–0.651), an interval that contains 0.5.</w:t>
       </w:r>
     </w:p>
     <w:p>
@@ -7972,7 +7972,7 @@
           <w:color w:val="000000"/>
           <w:sz w:val="20"/>
         </w:rPr>
-        <w:t>So the fitness endpoint can support discrimination by a general substitution-effect predictor, and endpoint blindness alone does not explain its near-chance distance estimate. The same argument is not available for the reporter screen. Neither result shows that either endpoint resolves loss of phosphorylation: SIFT scores intolerance to substitution, and the substitutions here are mostly serine to proline (33.0%) and serine to glycine (22.3%), with threonine to alanine — the clean removal of a phosphoacceptor — reaching only 9.5%. Restricted to those 39 threonine-to-alanine sites the AUC is 0.470 (0.212–0.733), an interval too wide to carry any reading. Restricting instead to the 425 sites edited by a guide that made only one change, so no bystander edit is present, gives 0.516 (0.392–0.641) on the fitness screen and 0.512 (0.402–0.624) on the reporter screen. Li et al. [16], profiling 584,337 serine, threonine and tyrosine positions with 817,089 guides, report that serine-to-proline substitution disrupts domain structure broadly, which is the confound this arm cannot separate from loss of the phosphoacceptor.</w:t>
+        <w:t>So the fitness endpoint can support discrimination by a general substitution-effect predictor, and endpoint blindness alone does not explain its near-chance distance estimate. The same argument is not available for the reporter screen. Neither result shows that either endpoint resolves loss of phosphorylation: SIFT scores intolerance to substitution, and the substitutions here are mostly serine to proline (33.0%) and serine to glycine (22.3%), with threonine to alanine — the clean removal of a phosphoacceptor — reaching only 9.5%. The 39 sites edited cleanly from threonine to alanine carry one affected site under the fitness endpoint and none under the reporter endpoint, so no interval is estimable for them in either screen. An earlier version of this analysis reported an AUC of 0.470 (0.212–0.733) for this arm; that rested on the withdrawn pooled endpoint and is retired. Restricting instead to the 425 sites edited by a guide that made only one change, so no bystander edit is present, gives 0.516 (0.392–0.641) on the fitness screen and 0.512 (0.402–0.624) on the reporter screen. Li et al. [16], profiling 584,337 serine, threonine and tyrosine positions with 817,089 guides, report that serine-to-proline substitution disrupts domain structure broadly, which is the confound this arm cannot separate from loss of the phosphoacceptor.</w:t>
       </w:r>
     </w:p>
     <w:p>
@@ -8489,6 +8489,52 @@
           <w:sz w:val="20"/>
         </w:rPr>
         <w:t xml:space="preserve"> Only two sites kept more than one strain, and one of those two disagrees across its strains under the yes-or-no rule, which cannot characterize how reproducible the outcome is. Two rules for combining repeat strains are reported, along with one difference between figure versions in how the cohort cascade is drawn, and the withdrawn expanded row count of §2.1.</w:t>
+      </w:r>
+    </w:p>
+    <w:p>
+      <w:pPr>
+        <w:spacing w:before="0" w:after="200" w:line="284" w:lineRule="exact"/>
+        <w:jc w:val="left"/>
+      </w:pPr>
+      <w:r>
+        <w:rPr>
+          <w:rFonts w:ascii="Charis SIL" w:hAnsi="Charis SIL" w:cs="Charis SIL" w:eastAsia="Charis SIL"/>
+          <w:b/>
+          <w:i w:val="0"/>
+          <w:color w:val="000000"/>
+          <w:sz w:val="20"/>
+        </w:rPr>
+        <w:t>What the human endpoint can detect.</w:t>
+      </w:r>
+      <w:r>
+        <w:rPr>
+          <w:rFonts w:ascii="Charis SIL" w:hAnsi="Charis SIL" w:cs="Charis SIL" w:eastAsia="Charis SIL"/>
+          <w:b w:val="0"/>
+          <w:i w:val="0"/>
+          <w:color w:val="000000"/>
+          <w:sz w:val="20"/>
+        </w:rPr>
+        <w:t xml:space="preserve"> The source experiment carries 208 essential splice-site controls, and 59.62% of them are detected at an unadjusted minimum directional </w:t>
+      </w:r>
+      <w:r>
+        <w:rPr>
+          <w:rFonts w:ascii="Charis SIL" w:hAnsi="Charis SIL" w:cs="Charis SIL" w:eastAsia="Charis SIL"/>
+          <w:b w:val="0"/>
+          <w:i/>
+          <w:color w:val="000000"/>
+          <w:sz w:val="20"/>
+        </w:rPr>
+        <w:t>p</w:t>
+      </w:r>
+      <w:r>
+        <w:rPr>
+          <w:rFonts w:ascii="Charis SIL" w:hAnsi="Charis SIL" w:cs="Charis SIL" w:eastAsia="Charis SIL"/>
+          <w:b w:val="0"/>
+          <w:i w:val="0"/>
+          <w:color w:val="000000"/>
+          <w:sz w:val="20"/>
+        </w:rPr>
+        <w:t xml:space="preserve"> below 0.05. The declared endpoint doubles that minimum and is stricter, so fewer than three in five of the screen's own positive controls clear the threshold this paper uses. A predictor cannot rank an outcome the assay records only intermittently, and that ceiling applies to both human screens.</w:t>
       </w:r>
     </w:p>
     <w:p>
@@ -9716,7 +9762,7 @@
                 <w:color w:val="000000"/>
                 <w:sz w:val="16"/>
               </w:rPr>
-              <w:t>Post hoc</w:t>
+              <w:t>Post hoc; the exclusion of 0.5 turns on one protein and is not reported as a result (§2.7.3)</w:t>
             </w:r>
           </w:p>
         </w:tc>
@@ -10100,7 +10146,7 @@
                 <w:color w:val="000000"/>
                 <w:sz w:val="16"/>
               </w:rPr>
-              <w:t>Post hoc; contains zero, as does every other paired difference</w:t>
+              <w:t>Post hoc; contains zero, as does every other comparator difference (§2.4.1)</w:t>
             </w:r>
           </w:p>
         </w:tc>
@@ -10570,7 +10616,7 @@
                 <w:color w:val="000000"/>
                 <w:sz w:val="16"/>
               </w:rPr>
-              <w:t>0.646</w:t>
+              <w:t>0.647</w:t>
             </w:r>
           </w:p>
         </w:tc>
@@ -10698,7 +10744,7 @@
                 <w:color w:val="000000"/>
                 <w:sz w:val="16"/>
               </w:rPr>
-              <w:t>0.574</w:t>
+              <w:t>0.575</w:t>
             </w:r>
           </w:p>
         </w:tc>
@@ -13082,6 +13128,70 @@
           <w:sz w:val="20"/>
         </w:rPr>
         <w:t xml:space="preserve"> Validation; Methodology; Writing – review and editing. Identified the atom-selection basis of the peptide-bond artefact, the mismatch between the range over which the statistic is computed and the range over which the heuristic is claimed, the internal numerical disagreements between the Results text and Table 4, and the absence of a combined within-protein estimate.</w:t>
+      </w:r>
+    </w:p>
+    <w:p>
+      <w:pPr>
+        <w:spacing w:before="240" w:after="120" w:line="284" w:lineRule="exact"/>
+        <w:jc w:val="left"/>
+      </w:pPr>
+      <w:r>
+        <w:rPr>
+          <w:rFonts w:ascii="Charis SIL" w:hAnsi="Charis SIL" w:cs="Charis SIL" w:eastAsia="Charis SIL"/>
+          <w:b/>
+          <w:i w:val="0"/>
+          <w:color w:val="000000"/>
+          <w:sz w:val="25"/>
+        </w:rPr>
+        <w:t>Funding</w:t>
+      </w:r>
+    </w:p>
+    <w:p>
+      <w:pPr>
+        <w:spacing w:before="0" w:after="200" w:line="284" w:lineRule="exact"/>
+        <w:jc w:val="left"/>
+      </w:pPr>
+      <w:r>
+        <w:rPr>
+          <w:rFonts w:ascii="Charis SIL" w:hAnsi="Charis SIL" w:cs="Charis SIL" w:eastAsia="Charis SIL"/>
+          <w:b w:val="0"/>
+          <w:i w:val="0"/>
+          <w:color w:val="000000"/>
+          <w:sz w:val="20"/>
+        </w:rPr>
+        <w:t>The authors received no specific funding for this work. It was carried out independently of any institution, without institutional funding, supervision or resources.</w:t>
+      </w:r>
+    </w:p>
+    <w:p>
+      <w:pPr>
+        <w:spacing w:before="240" w:after="120" w:line="284" w:lineRule="exact"/>
+        <w:jc w:val="left"/>
+      </w:pPr>
+      <w:r>
+        <w:rPr>
+          <w:rFonts w:ascii="Charis SIL" w:hAnsi="Charis SIL" w:cs="Charis SIL" w:eastAsia="Charis SIL"/>
+          <w:b/>
+          <w:i w:val="0"/>
+          <w:color w:val="000000"/>
+          <w:sz w:val="25"/>
+        </w:rPr>
+        <w:t>Competing interests</w:t>
+      </w:r>
+    </w:p>
+    <w:p>
+      <w:pPr>
+        <w:spacing w:before="0" w:after="200" w:line="284" w:lineRule="exact"/>
+        <w:jc w:val="left"/>
+      </w:pPr>
+      <w:r>
+        <w:rPr>
+          <w:rFonts w:ascii="Charis SIL" w:hAnsi="Charis SIL" w:cs="Charis SIL" w:eastAsia="Charis SIL"/>
+          <w:b w:val="0"/>
+          <w:i w:val="0"/>
+          <w:color w:val="000000"/>
+          <w:sz w:val="20"/>
+        </w:rPr>
+        <w:t>The authors have declared that no competing interests exist.</w:t>
       </w:r>
     </w:p>
     <w:p>

--- a/manuscript/paper_current.docx
+++ b/manuscript/paper_current.docx
@@ -4409,7 +4409,7 @@
           <w:color w:val="000000"/>
           <w:sz w:val="20"/>
         </w:rPr>
-        <w:t>Added after review. The declared predictor takes the shortest separation between any non-hydrogen atoms of the two residues, backbone included, and none of the comparators above is a better-specified version of the same idea; they are different ideas. The phosphate attaches to the side-chain tip, and that tip and the charge it carries are the mechanism the heuristic is about, so the sharper test is to measure from the accepting oxygen alone.</w:t>
+        <w:t>The declared predictor takes the shortest separation between any non-hydrogen atoms of the two residues, backbone included, and none of the comparators above is a better-specified version of the same idea; they are different ideas. The phosphate attaches to the side-chain tip, and that tip and the charge it carries are the mechanism the heuristic is about, so the sharper test is to measure from the accepting oxygen alone.</w:t>
       </w:r>
     </w:p>
     <w:p>
@@ -11631,7 +11631,7 @@
           <w:color w:val="000000"/>
           <w:sz w:val="20"/>
         </w:rPr>
-        <w:t>Sites whose nearest annotated target is the site itself are excluded from the primary cohort. That decision was made after the outcome had been inspected, so it is post hoc, and the inclusive cohort — which keeps those three sites at their literal distance of 0 Å — is reported alongside the primary rather than only where it would change a reading. An earlier build of this cohort was superseded after a methods review; what changed, and why, is recorded in the deposited materials.</w:t>
+        <w:t>Sites whose nearest annotated target is the site itself are excluded from the primary cohort. That decision was made after the outcome had been inspected, so it is post hoc, and the inclusive cohort — which keeps those three sites at their literal distance of 0 Å — is reported alongside the primary rather than only where it would change a reading. An earlier build of this cohort was superseded; what changed, and why, is recorded in the deposited materials.</w:t>
       </w:r>
     </w:p>
     <w:p>
@@ -12809,7 +12809,7 @@
           <w:color w:val="000000"/>
           <w:sz w:val="20"/>
         </w:rPr>
-        <w:t>The tools were large language models used through Anthropic's Claude Code interface between 2026-07 and 2026-08. Their outputs were used for prose drafting, code drafting, literature search and adversarial review of the authors' own claims. Every number reported in this manuscript was recomputed from the deposited code and checked against the numerical authority before it was written, and several claims produced with that assistance were retracted on recomputation; those retractions are recorded in the analysis materials. The authors take responsibility for the accuracy of all content, and the interpretations and conclusions are their own. S2 Appendix records the adversarial review rounds that were run, what each produced, and the fact that none of it constitutes peer review.</w:t>
+        <w:t>The tools were large language models used through Anthropic's Claude Code interface between 2026-07 and 2026-08. Their outputs were used for prose drafting, code drafting, literature search and adversarial review of the authors' own claims. Every number reported in this manuscript was recomputed from the deposited code and checked against the numerical authority before it was written, and several claims produced with that assistance were retracted on recomputation; those retractions are recorded in the analysis materials. The authors take responsibility for the accuracy of all content, and the interpretations and conclusions are their own.</w:t>
       </w:r>
     </w:p>
     <w:p>
@@ -13818,32 +13818,6 @@
           <w:sz w:val="20"/>
         </w:rPr>
         <w:t xml:space="preserve"> The eleven-stratum confidence family, tabulated. Both cohort versions across every stratum, with sites and intervals. All post hoc.</w:t>
-      </w:r>
-    </w:p>
-    <w:p>
-      <w:pPr>
-        <w:spacing w:before="0" w:after="200" w:line="284" w:lineRule="exact"/>
-        <w:jc w:val="left"/>
-      </w:pPr>
-      <w:r>
-        <w:rPr>
-          <w:rFonts w:ascii="Charis SIL" w:hAnsi="Charis SIL" w:cs="Charis SIL" w:eastAsia="Charis SIL"/>
-          <w:b/>
-          <w:i w:val="0"/>
-          <w:color w:val="000000"/>
-          <w:sz w:val="20"/>
-        </w:rPr>
-        <w:t>S2 Appendix.</w:t>
-      </w:r>
-      <w:r>
-        <w:rPr>
-          <w:rFonts w:ascii="Charis SIL" w:hAnsi="Charis SIL" w:cs="Charis SIL" w:eastAsia="Charis SIL"/>
-          <w:b w:val="0"/>
-          <w:i w:val="0"/>
-          <w:color w:val="000000"/>
-          <w:sz w:val="20"/>
-        </w:rPr>
-        <w:t xml:space="preserve"> The simulated reviews. What was run, what it produced, and the statement that none of it is peer review.</w:t>
       </w:r>
     </w:p>
     <w:p>

--- a/manuscript/paper_current.docx
+++ b/manuscript/paper_current.docx
@@ -12861,7 +12861,7 @@
           <w:color w:val="000000"/>
           <w:sz w:val="20"/>
         </w:rPr>
-        <w:t xml:space="preserve"> is deposited with them and is the numerical authority for every value reported here. Stored cohort intervals were reused in every reader-facing table and figure rather than recomputed at build time. The code and derived data are at https://github.com/kyle-nguyen-git/phosphosite-proximity. No archive DOI has been minted yet, so cite the repository and commit rather than a DOI.</w:t>
+        <w:t xml:space="preserve"> is deposited with them and is the numerical authority for every value reported here. Stored cohort intervals were reused in every reader-facing table and figure rather than recomputed at build time. The code and derived data are archived at Zenodo, doi:10.5281/zenodo.22052999, which resolves to the current version; the release accompanying this manuscript is doi:10.5281/zenodo.22053000. Development history is at https://github.com/kyle-nguyen-git/phosphosite-proximity.</w:t>
       </w:r>
     </w:p>
     <w:p>
